--- a/18_DOCX/VIDA_CASES_0009_0016.docx
+++ b/18_DOCX/VIDA_CASES_0009_0016.docx
@@ -7,14 +7,61 @@
         <w:pStyle w:val="Heading1"/>
       </w:pPr>
       <w:r>
-        <w:t>VIDA_CASES_0009_0016 - Segundo ciclo de estudos de caso VIDA</w:t>
-      </w:r>
-    </w:p>
-    <w:p>
-      <w:r>
-        <w:t>————————————————————————</w:t>
-      </w:r>
-    </w:p>
+        <w:t>VIDA_CASES_0009_0016 - Estudos de caso VIDA</w:t>
+      </w:r>
+    </w:p>
+    <w:p/>
+    <w:p>
+      <w:pPr>
+        <w:pStyle w:val="Heading2"/>
+      </w:pPr>
+      <w:r>
+        <w:t>Controle</w:t>
+      </w:r>
+    </w:p>
+    <w:p/>
+    <w:p>
+      <w:pPr>
+        <w:pStyle w:val="ListBullet"/>
+      </w:pPr>
+      <w:r>
+        <w:t>Versão: 0.2</w:t>
+      </w:r>
+    </w:p>
+    <w:p>
+      <w:pPr>
+        <w:pStyle w:val="ListBullet"/>
+      </w:pPr>
+      <w:r>
+        <w:t>Data: 2026-06-26</w:t>
+      </w:r>
+    </w:p>
+    <w:p>
+      <w:pPr>
+        <w:pStyle w:val="ListBullet"/>
+      </w:pPr>
+      <w:r>
+        <w:t>Autor: JP-BR Insurance Knowledge Base</w:t>
+      </w:r>
+    </w:p>
+    <w:p>
+      <w:pPr>
+        <w:pStyle w:val="ListBullet"/>
+      </w:pPr>
+      <w:r>
+        <w:t>Histórico: Consolidação atualizada com limite comercial/compliance.</w:t>
+      </w:r>
+    </w:p>
+    <w:p/>
+    <w:p>
+      <w:pPr>
+        <w:pStyle w:val="Heading2"/>
+      </w:pPr>
+      <w:r>
+        <w:t>Conteúdo consolidado</w:t>
+      </w:r>
+    </w:p>
+    <w:p/>
     <w:p>
       <w:pPr>
         <w:pStyle w:val="Heading1"/>
@@ -23,6 +70,7 @@
         <w:t>CASE-VIDA-0009 - Cliente quer cobertura para invalidez grave</w:t>
       </w:r>
     </w:p>
+    <w:p/>
     <w:p>
       <w:pPr>
         <w:pStyle w:val="Heading2"/>
@@ -31,12 +79,13 @@
         <w:t>Controle</w:t>
       </w:r>
     </w:p>
+    <w:p/>
     <w:p>
       <w:pPr>
         <w:pStyle w:val="ListBullet"/>
       </w:pPr>
       <w:r>
-        <w:t>Versão: 0.1</w:t>
+        <w:t>Versão: 0.2</w:t>
       </w:r>
     </w:p>
     <w:p>
@@ -60,9 +109,10 @@
         <w:pStyle w:val="ListBullet"/>
       </w:pPr>
       <w:r>
-        <w:t>Histórico: Criação inicial.</w:t>
-      </w:r>
-    </w:p>
+        <w:t>Histórico: Criação inicial; inclusão de limite comercial/compliance.</w:t>
+      </w:r>
+    </w:p>
+    <w:p/>
     <w:p>
       <w:pPr>
         <w:pStyle w:val="Heading2"/>
@@ -71,11 +121,13 @@
         <w:t>Código</w:t>
       </w:r>
     </w:p>
+    <w:p/>
     <w:p>
       <w:r>
         <w:t>CASE-VIDA-0009</w:t>
       </w:r>
     </w:p>
+    <w:p/>
     <w:p>
       <w:pPr>
         <w:pStyle w:val="Heading2"/>
@@ -84,11 +136,13 @@
         <w:t>Produto ou categoria</w:t>
       </w:r>
     </w:p>
+    <w:p/>
     <w:p>
       <w:r>
         <w:t>VIDA</w:t>
       </w:r>
     </w:p>
+    <w:p/>
     <w:p>
       <w:pPr>
         <w:pStyle w:val="Heading2"/>
@@ -97,11 +151,13 @@
         <w:t>Situação</w:t>
       </w:r>
     </w:p>
+    <w:p/>
     <w:p>
       <w:r>
         <w:t>Cliente quer cobertura para invalidez grave.</w:t>
       </w:r>
     </w:p>
+    <w:p/>
     <w:p>
       <w:pPr>
         <w:pStyle w:val="Heading2"/>
@@ -110,11 +166,13 @@
         <w:t>Problema</w:t>
       </w:r>
     </w:p>
+    <w:p/>
     <w:p>
       <w:r>
         <w:t>Cliente pode escolher cobertura inadequada por não relacionar doença, renda, família e objetivos futuros.</w:t>
       </w:r>
     </w:p>
+    <w:p/>
     <w:p>
       <w:pPr>
         <w:pStyle w:val="Heading2"/>
@@ -123,11 +181,13 @@
         <w:t>Análise</w:t>
       </w:r>
     </w:p>
+    <w:p/>
     <w:p>
       <w:r>
         <w:t>A decisão deve considerar finalidade da proteção, valor segurado, orçamento, idade, saúde, família e eventos de vida.</w:t>
       </w:r>
     </w:p>
+    <w:p/>
     <w:p>
       <w:pPr>
         <w:pStyle w:val="Heading2"/>
@@ -136,11 +196,13 @@
         <w:t>Orientação ao corretor</w:t>
       </w:r>
     </w:p>
+    <w:p/>
     <w:p>
       <w:r>
         <w:t>Organizar a necessidade antes de apresentar produto. Separar proteção, renda futura, saúde e educação.</w:t>
       </w:r>
     </w:p>
+    <w:p/>
     <w:p>
       <w:pPr>
         <w:pStyle w:val="Heading2"/>
@@ -149,11 +211,13 @@
         <w:t>Como explicar ao cliente brasileiro</w:t>
       </w:r>
     </w:p>
+    <w:p/>
     <w:p>
       <w:r>
         <w:t>Vamos escolher a cobertura pensando na sua família, renda e planos, não apenas no nome do produto.</w:t>
       </w:r>
     </w:p>
+    <w:p/>
     <w:p>
       <w:pPr>
         <w:pStyle w:val="Heading2"/>
@@ -162,19 +226,37 @@
         <w:t>Resultado esperado</w:t>
       </w:r>
     </w:p>
+    <w:p/>
     <w:p>
       <w:r>
         <w:t>Cliente entende a finalidade de cada cobertura e consegue revisar ou contratar com critério.</w:t>
       </w:r>
     </w:p>
+    <w:p/>
     <w:p>
       <w:pPr>
         <w:pStyle w:val="Heading2"/>
       </w:pPr>
       <w:r>
+        <w:t>Limite comercial/compliance</w:t>
+      </w:r>
+    </w:p>
+    <w:p/>
+    <w:p>
+      <w:r>
+        <w:t>O corretor deve usar este caso como orientação de atendimento, sem prometer aceitação, cobertura, valor de indenização, prazo, benefício fiscal, manutenção de contrato ou resultado de análise. A decisão final depende da apólice, declaração de saúde, documentos, situação familiar, regras fiscais quando aplicáveis e avaliação da seguradora ou órgão competente.</w:t>
+      </w:r>
+    </w:p>
+    <w:p/>
+    <w:p>
+      <w:pPr>
+        <w:pStyle w:val="Heading2"/>
+      </w:pPr>
+      <w:r>
         <w:t>Termos relacionados</w:t>
       </w:r>
     </w:p>
+    <w:p/>
     <w:p>
       <w:pPr>
         <w:pStyle w:val="ListBullet"/>
@@ -191,6 +273,7 @@
         <w:t>VIDA-0036 - 保険金額 - Valor segurado</w:t>
       </w:r>
     </w:p>
+    <w:p/>
     <w:p>
       <w:pPr>
         <w:pStyle w:val="Heading2"/>
@@ -199,6 +282,7 @@
         <w:t>FAQs relacionadas</w:t>
       </w:r>
     </w:p>
+    <w:p/>
     <w:p>
       <w:pPr>
         <w:pStyle w:val="ListBullet"/>
@@ -215,6 +299,7 @@
         <w:t>FAQ-VIDA-0036</w:t>
       </w:r>
     </w:p>
+    <w:p/>
     <w:p>
       <w:pPr>
         <w:pStyle w:val="Heading2"/>
@@ -223,6 +308,7 @@
         <w:t>Diálogos relacionados</w:t>
       </w:r>
     </w:p>
+    <w:p/>
     <w:p>
       <w:pPr>
         <w:pStyle w:val="ListBullet"/>
@@ -231,6 +317,7 @@
         <w:t>DIALOGUE-VIDA-0006</w:t>
       </w:r>
     </w:p>
+    <w:p/>
     <w:p>
       <w:pPr>
         <w:pStyle w:val="Heading2"/>
@@ -239,6 +326,7 @@
         <w:t>Referências cruzadas</w:t>
       </w:r>
     </w:p>
+    <w:p/>
     <w:p>
       <w:pPr>
         <w:pStyle w:val="ListBullet"/>
@@ -279,6 +367,7 @@
         <w:t>DIALOGUE-VIDA-0006</w:t>
       </w:r>
     </w:p>
+    <w:p/>
     <w:p>
       <w:pPr>
         <w:pStyle w:val="Heading2"/>
@@ -287,6 +376,7 @@
         <w:t>Referências</w:t>
       </w:r>
     </w:p>
+    <w:p/>
     <w:p>
       <w:pPr>
         <w:pStyle w:val="ListBullet"/>
@@ -295,6 +385,7 @@
         <w:t>Documento interno: `EDITORIAL_RULES.md`</w:t>
       </w:r>
     </w:p>
+    <w:p/>
     <w:p>
       <w:pPr>
         <w:pStyle w:val="Heading2"/>
@@ -303,6 +394,7 @@
         <w:t>Tags</w:t>
       </w:r>
     </w:p>
+    <w:p/>
     <w:p>
       <w:pPr>
         <w:pStyle w:val="ListBullet"/>
@@ -335,6 +427,7 @@
         <w:t>cobertura</w:t>
       </w:r>
     </w:p>
+    <w:p/>
     <w:p>
       <w:pPr>
         <w:pStyle w:val="Heading2"/>
@@ -343,6 +436,7 @@
         <w:t>Veja também</w:t>
       </w:r>
     </w:p>
+    <w:p/>
     <w:p>
       <w:pPr>
         <w:pStyle w:val="ListBullet"/>
@@ -351,6 +445,7 @@
         <w:t>`14_FAQ/VIDA/FAQ-VIDA-0021.md`</w:t>
       </w:r>
     </w:p>
+    <w:p/>
     <w:p>
       <w:pPr>
         <w:pStyle w:val="Heading2"/>
@@ -359,6 +454,7 @@
         <w:t>Histórico de revisão</w:t>
       </w:r>
     </w:p>
+    <w:p/>
     <w:p>
       <w:r>
         <w:t>| Data | Versão | Autor | Alteração |</w:t>
@@ -376,9 +472,16 @@
     </w:p>
     <w:p>
       <w:r>
-        <w:t>————————————————————————</w:t>
-      </w:r>
-    </w:p>
+        <w:t>| 2026-06-26 | 0.2 | JP-BR Insurance Knowledge Base | Inclusão de limite comercial/compliance para uso seguro em atendimento e NotebookLM. |</w:t>
+      </w:r>
+    </w:p>
+    <w:p/>
+    <w:p>
+      <w:r>
+        <w:br w:type="page"/>
+      </w:r>
+    </w:p>
+    <w:p/>
     <w:p>
       <w:pPr>
         <w:pStyle w:val="Heading1"/>
@@ -387,6 +490,7 @@
         <w:t>CASE-VIDA-0010 - Cliente pergunta sobre câncer e três doenças graves</w:t>
       </w:r>
     </w:p>
+    <w:p/>
     <w:p>
       <w:pPr>
         <w:pStyle w:val="Heading2"/>
@@ -395,12 +499,13 @@
         <w:t>Controle</w:t>
       </w:r>
     </w:p>
+    <w:p/>
     <w:p>
       <w:pPr>
         <w:pStyle w:val="ListBullet"/>
       </w:pPr>
       <w:r>
-        <w:t>Versão: 0.1</w:t>
+        <w:t>Versão: 0.2</w:t>
       </w:r>
     </w:p>
     <w:p>
@@ -424,9 +529,10 @@
         <w:pStyle w:val="ListBullet"/>
       </w:pPr>
       <w:r>
-        <w:t>Histórico: Criação inicial.</w:t>
-      </w:r>
-    </w:p>
+        <w:t>Histórico: Criação inicial; inclusão de limite comercial/compliance.</w:t>
+      </w:r>
+    </w:p>
+    <w:p/>
     <w:p>
       <w:pPr>
         <w:pStyle w:val="Heading2"/>
@@ -435,11 +541,13 @@
         <w:t>Código</w:t>
       </w:r>
     </w:p>
+    <w:p/>
     <w:p>
       <w:r>
         <w:t>CASE-VIDA-0010</w:t>
       </w:r>
     </w:p>
+    <w:p/>
     <w:p>
       <w:pPr>
         <w:pStyle w:val="Heading2"/>
@@ -448,11 +556,13 @@
         <w:t>Produto ou categoria</w:t>
       </w:r>
     </w:p>
+    <w:p/>
     <w:p>
       <w:r>
         <w:t>VIDA</w:t>
       </w:r>
     </w:p>
+    <w:p/>
     <w:p>
       <w:pPr>
         <w:pStyle w:val="Heading2"/>
@@ -461,11 +571,13 @@
         <w:t>Situação</w:t>
       </w:r>
     </w:p>
+    <w:p/>
     <w:p>
       <w:r>
         <w:t>Cliente pergunta sobre câncer e três doenças graves.</w:t>
       </w:r>
     </w:p>
+    <w:p/>
     <w:p>
       <w:pPr>
         <w:pStyle w:val="Heading2"/>
@@ -474,11 +586,13 @@
         <w:t>Problema</w:t>
       </w:r>
     </w:p>
+    <w:p/>
     <w:p>
       <w:r>
         <w:t>Cliente pode escolher cobertura inadequada por não relacionar doença, renda, família e objetivos futuros.</w:t>
       </w:r>
     </w:p>
+    <w:p/>
     <w:p>
       <w:pPr>
         <w:pStyle w:val="Heading2"/>
@@ -487,11 +601,13 @@
         <w:t>Análise</w:t>
       </w:r>
     </w:p>
+    <w:p/>
     <w:p>
       <w:r>
         <w:t>A decisão deve considerar finalidade da proteção, valor segurado, orçamento, idade, saúde, família e eventos de vida.</w:t>
       </w:r>
     </w:p>
+    <w:p/>
     <w:p>
       <w:pPr>
         <w:pStyle w:val="Heading2"/>
@@ -500,11 +616,13 @@
         <w:t>Orientação ao corretor</w:t>
       </w:r>
     </w:p>
+    <w:p/>
     <w:p>
       <w:r>
         <w:t>Organizar a necessidade antes de apresentar produto. Separar proteção, renda futura, saúde e educação.</w:t>
       </w:r>
     </w:p>
+    <w:p/>
     <w:p>
       <w:pPr>
         <w:pStyle w:val="Heading2"/>
@@ -513,11 +631,13 @@
         <w:t>Como explicar ao cliente brasileiro</w:t>
       </w:r>
     </w:p>
+    <w:p/>
     <w:p>
       <w:r>
         <w:t>Vamos escolher a cobertura pensando na sua família, renda e planos, não apenas no nome do produto.</w:t>
       </w:r>
     </w:p>
+    <w:p/>
     <w:p>
       <w:pPr>
         <w:pStyle w:val="Heading2"/>
@@ -526,19 +646,37 @@
         <w:t>Resultado esperado</w:t>
       </w:r>
     </w:p>
+    <w:p/>
     <w:p>
       <w:r>
         <w:t>Cliente entende a finalidade de cada cobertura e consegue revisar ou contratar com critério.</w:t>
       </w:r>
     </w:p>
+    <w:p/>
     <w:p>
       <w:pPr>
         <w:pStyle w:val="Heading2"/>
       </w:pPr>
       <w:r>
+        <w:t>Limite comercial/compliance</w:t>
+      </w:r>
+    </w:p>
+    <w:p/>
+    <w:p>
+      <w:r>
+        <w:t>O corretor deve usar este caso como orientação de atendimento, sem prometer aceitação, cobertura, valor de indenização, prazo, benefício fiscal, manutenção de contrato ou resultado de análise. A decisão final depende da apólice, declaração de saúde, documentos, situação familiar, regras fiscais quando aplicáveis e avaliação da seguradora ou órgão competente.</w:t>
+      </w:r>
+    </w:p>
+    <w:p/>
+    <w:p>
+      <w:pPr>
+        <w:pStyle w:val="Heading2"/>
+      </w:pPr>
+      <w:r>
         <w:t>Termos relacionados</w:t>
       </w:r>
     </w:p>
+    <w:p/>
     <w:p>
       <w:pPr>
         <w:pStyle w:val="ListBullet"/>
@@ -555,6 +693,7 @@
         <w:t>VIDA-0023 - がん診断給付金 - Benefício por diagnóstico de câncer</w:t>
       </w:r>
     </w:p>
+    <w:p/>
     <w:p>
       <w:pPr>
         <w:pStyle w:val="Heading2"/>
@@ -563,6 +702,7 @@
         <w:t>FAQs relacionadas</w:t>
       </w:r>
     </w:p>
+    <w:p/>
     <w:p>
       <w:pPr>
         <w:pStyle w:val="ListBullet"/>
@@ -579,6 +719,7 @@
         <w:t>FAQ-VIDA-0023</w:t>
       </w:r>
     </w:p>
+    <w:p/>
     <w:p>
       <w:pPr>
         <w:pStyle w:val="Heading2"/>
@@ -587,6 +728,7 @@
         <w:t>Diálogos relacionados</w:t>
       </w:r>
     </w:p>
+    <w:p/>
     <w:p>
       <w:pPr>
         <w:pStyle w:val="ListBullet"/>
@@ -595,6 +737,7 @@
         <w:t>DIALOGUE-VIDA-0006</w:t>
       </w:r>
     </w:p>
+    <w:p/>
     <w:p>
       <w:pPr>
         <w:pStyle w:val="Heading2"/>
@@ -603,6 +746,7 @@
         <w:t>Referências cruzadas</w:t>
       </w:r>
     </w:p>
+    <w:p/>
     <w:p>
       <w:pPr>
         <w:pStyle w:val="ListBullet"/>
@@ -643,6 +787,7 @@
         <w:t>DIALOGUE-VIDA-0006</w:t>
       </w:r>
     </w:p>
+    <w:p/>
     <w:p>
       <w:pPr>
         <w:pStyle w:val="Heading2"/>
@@ -651,6 +796,7 @@
         <w:t>Referências</w:t>
       </w:r>
     </w:p>
+    <w:p/>
     <w:p>
       <w:pPr>
         <w:pStyle w:val="ListBullet"/>
@@ -659,6 +805,7 @@
         <w:t>Documento interno: `EDITORIAL_RULES.md`</w:t>
       </w:r>
     </w:p>
+    <w:p/>
     <w:p>
       <w:pPr>
         <w:pStyle w:val="Heading2"/>
@@ -667,6 +814,7 @@
         <w:t>Tags</w:t>
       </w:r>
     </w:p>
+    <w:p/>
     <w:p>
       <w:pPr>
         <w:pStyle w:val="ListBullet"/>
@@ -699,6 +847,7 @@
         <w:t>cobertura</w:t>
       </w:r>
     </w:p>
+    <w:p/>
     <w:p>
       <w:pPr>
         <w:pStyle w:val="Heading2"/>
@@ -707,6 +856,7 @@
         <w:t>Veja também</w:t>
       </w:r>
     </w:p>
+    <w:p/>
     <w:p>
       <w:pPr>
         <w:pStyle w:val="ListBullet"/>
@@ -715,6 +865,7 @@
         <w:t>`14_FAQ/VIDA/FAQ-VIDA-0022.md`</w:t>
       </w:r>
     </w:p>
+    <w:p/>
     <w:p>
       <w:pPr>
         <w:pStyle w:val="Heading2"/>
@@ -723,6 +874,7 @@
         <w:t>Histórico de revisão</w:t>
       </w:r>
     </w:p>
+    <w:p/>
     <w:p>
       <w:r>
         <w:t>| Data | Versão | Autor | Alteração |</w:t>
@@ -740,9 +892,16 @@
     </w:p>
     <w:p>
       <w:r>
-        <w:t>————————————————————————</w:t>
-      </w:r>
-    </w:p>
+        <w:t>| 2026-06-26 | 0.2 | JP-BR Insurance Knowledge Base | Inclusão de limite comercial/compliance para uso seguro em atendimento e NotebookLM. |</w:t>
+      </w:r>
+    </w:p>
+    <w:p/>
+    <w:p>
+      <w:r>
+        <w:br w:type="page"/>
+      </w:r>
+    </w:p>
+    <w:p/>
     <w:p>
       <w:pPr>
         <w:pStyle w:val="Heading1"/>
@@ -751,6 +910,7 @@
         <w:t>CASE-VIDA-0011 - Cliente compara benefícios de internação, cirurgia e tratamento</w:t>
       </w:r>
     </w:p>
+    <w:p/>
     <w:p>
       <w:pPr>
         <w:pStyle w:val="Heading2"/>
@@ -759,12 +919,13 @@
         <w:t>Controle</w:t>
       </w:r>
     </w:p>
+    <w:p/>
     <w:p>
       <w:pPr>
         <w:pStyle w:val="ListBullet"/>
       </w:pPr>
       <w:r>
-        <w:t>Versão: 0.1</w:t>
+        <w:t>Versão: 0.2</w:t>
       </w:r>
     </w:p>
     <w:p>
@@ -788,9 +949,10 @@
         <w:pStyle w:val="ListBullet"/>
       </w:pPr>
       <w:r>
-        <w:t>Histórico: Criação inicial.</w:t>
-      </w:r>
-    </w:p>
+        <w:t>Histórico: Criação inicial; inclusão de limite comercial/compliance.</w:t>
+      </w:r>
+    </w:p>
+    <w:p/>
     <w:p>
       <w:pPr>
         <w:pStyle w:val="Heading2"/>
@@ -799,11 +961,13 @@
         <w:t>Código</w:t>
       </w:r>
     </w:p>
+    <w:p/>
     <w:p>
       <w:r>
         <w:t>CASE-VIDA-0011</w:t>
       </w:r>
     </w:p>
+    <w:p/>
     <w:p>
       <w:pPr>
         <w:pStyle w:val="Heading2"/>
@@ -812,11 +976,13 @@
         <w:t>Produto ou categoria</w:t>
       </w:r>
     </w:p>
+    <w:p/>
     <w:p>
       <w:r>
         <w:t>VIDA</w:t>
       </w:r>
     </w:p>
+    <w:p/>
     <w:p>
       <w:pPr>
         <w:pStyle w:val="Heading2"/>
@@ -825,11 +991,13 @@
         <w:t>Situação</w:t>
       </w:r>
     </w:p>
+    <w:p/>
     <w:p>
       <w:r>
         <w:t>Cliente compara benefícios de internação, cirurgia e tratamento.</w:t>
       </w:r>
     </w:p>
+    <w:p/>
     <w:p>
       <w:pPr>
         <w:pStyle w:val="Heading2"/>
@@ -838,11 +1006,13 @@
         <w:t>Problema</w:t>
       </w:r>
     </w:p>
+    <w:p/>
     <w:p>
       <w:r>
         <w:t>Cliente pode escolher cobertura inadequada por não relacionar doença, renda, família e objetivos futuros.</w:t>
       </w:r>
     </w:p>
+    <w:p/>
     <w:p>
       <w:pPr>
         <w:pStyle w:val="Heading2"/>
@@ -851,11 +1021,13 @@
         <w:t>Análise</w:t>
       </w:r>
     </w:p>
+    <w:p/>
     <w:p>
       <w:r>
         <w:t>A decisão deve considerar finalidade da proteção, valor segurado, orçamento, idade, saúde, família e eventos de vida.</w:t>
       </w:r>
     </w:p>
+    <w:p/>
     <w:p>
       <w:pPr>
         <w:pStyle w:val="Heading2"/>
@@ -864,11 +1036,13 @@
         <w:t>Orientação ao corretor</w:t>
       </w:r>
     </w:p>
+    <w:p/>
     <w:p>
       <w:r>
         <w:t>Organizar a necessidade antes de apresentar produto. Separar proteção, renda futura, saúde e educação.</w:t>
       </w:r>
     </w:p>
+    <w:p/>
     <w:p>
       <w:pPr>
         <w:pStyle w:val="Heading2"/>
@@ -877,11 +1051,13 @@
         <w:t>Como explicar ao cliente brasileiro</w:t>
       </w:r>
     </w:p>
+    <w:p/>
     <w:p>
       <w:r>
         <w:t>Vamos escolher a cobertura pensando na sua família, renda e planos, não apenas no nome do produto.</w:t>
       </w:r>
     </w:p>
+    <w:p/>
     <w:p>
       <w:pPr>
         <w:pStyle w:val="Heading2"/>
@@ -890,19 +1066,37 @@
         <w:t>Resultado esperado</w:t>
       </w:r>
     </w:p>
+    <w:p/>
     <w:p>
       <w:r>
         <w:t>Cliente entende a finalidade de cada cobertura e consegue revisar ou contratar com critério.</w:t>
       </w:r>
     </w:p>
+    <w:p/>
     <w:p>
       <w:pPr>
         <w:pStyle w:val="Heading2"/>
       </w:pPr>
       <w:r>
+        <w:t>Limite comercial/compliance</w:t>
+      </w:r>
+    </w:p>
+    <w:p/>
+    <w:p>
+      <w:r>
+        <w:t>O corretor deve usar este caso como orientação de atendimento, sem prometer aceitação, cobertura, valor de indenização, prazo, benefício fiscal, manutenção de contrato ou resultado de análise. A decisão final depende da apólice, declaração de saúde, documentos, situação familiar, regras fiscais quando aplicáveis e avaliação da seguradora ou órgão competente.</w:t>
+      </w:r>
+    </w:p>
+    <w:p/>
+    <w:p>
+      <w:pPr>
+        <w:pStyle w:val="Heading2"/>
+      </w:pPr>
+      <w:r>
         <w:t>Termos relacionados</w:t>
       </w:r>
     </w:p>
+    <w:p/>
     <w:p>
       <w:pPr>
         <w:pStyle w:val="ListBullet"/>
@@ -935,6 +1129,7 @@
         <w:t>VIDA-0027 - 先進医療特約 - Cobertura adicional de tratamento médico avançado</w:t>
       </w:r>
     </w:p>
+    <w:p/>
     <w:p>
       <w:pPr>
         <w:pStyle w:val="Heading2"/>
@@ -943,6 +1138,7 @@
         <w:t>FAQs relacionadas</w:t>
       </w:r>
     </w:p>
+    <w:p/>
     <w:p>
       <w:pPr>
         <w:pStyle w:val="ListBullet"/>
@@ -975,6 +1171,7 @@
         <w:t>FAQ-VIDA-0027</w:t>
       </w:r>
     </w:p>
+    <w:p/>
     <w:p>
       <w:pPr>
         <w:pStyle w:val="Heading2"/>
@@ -983,6 +1180,7 @@
         <w:t>Diálogos relacionados</w:t>
       </w:r>
     </w:p>
+    <w:p/>
     <w:p>
       <w:pPr>
         <w:pStyle w:val="ListBullet"/>
@@ -991,6 +1189,7 @@
         <w:t>DIALOGUE-VIDA-0007</w:t>
       </w:r>
     </w:p>
+    <w:p/>
     <w:p>
       <w:pPr>
         <w:pStyle w:val="Heading2"/>
@@ -999,6 +1198,7 @@
         <w:t>Referências cruzadas</w:t>
       </w:r>
     </w:p>
+    <w:p/>
     <w:p>
       <w:pPr>
         <w:pStyle w:val="ListBullet"/>
@@ -1071,6 +1271,7 @@
         <w:t>DIALOGUE-VIDA-0007</w:t>
       </w:r>
     </w:p>
+    <w:p/>
     <w:p>
       <w:pPr>
         <w:pStyle w:val="Heading2"/>
@@ -1079,6 +1280,7 @@
         <w:t>Referências</w:t>
       </w:r>
     </w:p>
+    <w:p/>
     <w:p>
       <w:pPr>
         <w:pStyle w:val="ListBullet"/>
@@ -1087,6 +1289,7 @@
         <w:t>Documento interno: `EDITORIAL_RULES.md`</w:t>
       </w:r>
     </w:p>
+    <w:p/>
     <w:p>
       <w:pPr>
         <w:pStyle w:val="Heading2"/>
@@ -1095,6 +1298,7 @@
         <w:t>Tags</w:t>
       </w:r>
     </w:p>
+    <w:p/>
     <w:p>
       <w:pPr>
         <w:pStyle w:val="ListBullet"/>
@@ -1127,6 +1331,7 @@
         <w:t>cobertura</w:t>
       </w:r>
     </w:p>
+    <w:p/>
     <w:p>
       <w:pPr>
         <w:pStyle w:val="Heading2"/>
@@ -1135,6 +1340,7 @@
         <w:t>Veja também</w:t>
       </w:r>
     </w:p>
+    <w:p/>
     <w:p>
       <w:pPr>
         <w:pStyle w:val="ListBullet"/>
@@ -1143,6 +1349,7 @@
         <w:t>`14_FAQ/VIDA/FAQ-VIDA-0024.md`</w:t>
       </w:r>
     </w:p>
+    <w:p/>
     <w:p>
       <w:pPr>
         <w:pStyle w:val="Heading2"/>
@@ -1151,6 +1358,7 @@
         <w:t>Histórico de revisão</w:t>
       </w:r>
     </w:p>
+    <w:p/>
     <w:p>
       <w:r>
         <w:t>| Data | Versão | Autor | Alteração |</w:t>
@@ -1168,9 +1376,16 @@
     </w:p>
     <w:p>
       <w:r>
-        <w:t>————————————————————————</w:t>
-      </w:r>
-    </w:p>
+        <w:t>| 2026-06-26 | 0.2 | JP-BR Insurance Knowledge Base | Inclusão de limite comercial/compliance para uso seguro em atendimento e NotebookLM. |</w:t>
+      </w:r>
+    </w:p>
+    <w:p/>
+    <w:p>
+      <w:r>
+        <w:br w:type="page"/>
+      </w:r>
+    </w:p>
+    <w:p/>
     <w:p>
       <w:pPr>
         <w:pStyle w:val="Heading1"/>
@@ -1179,6 +1394,7 @@
         <w:t>CASE-VIDA-0012 - Cliente quer proteção para doenças femininas, estilo de vida ou demência</w:t>
       </w:r>
     </w:p>
+    <w:p/>
     <w:p>
       <w:pPr>
         <w:pStyle w:val="Heading2"/>
@@ -1187,12 +1403,13 @@
         <w:t>Controle</w:t>
       </w:r>
     </w:p>
+    <w:p/>
     <w:p>
       <w:pPr>
         <w:pStyle w:val="ListBullet"/>
       </w:pPr>
       <w:r>
-        <w:t>Versão: 0.1</w:t>
+        <w:t>Versão: 0.2</w:t>
       </w:r>
     </w:p>
     <w:p>
@@ -1216,9 +1433,10 @@
         <w:pStyle w:val="ListBullet"/>
       </w:pPr>
       <w:r>
-        <w:t>Histórico: Criação inicial.</w:t>
-      </w:r>
-    </w:p>
+        <w:t>Histórico: Criação inicial; inclusão de limite comercial/compliance.</w:t>
+      </w:r>
+    </w:p>
+    <w:p/>
     <w:p>
       <w:pPr>
         <w:pStyle w:val="Heading2"/>
@@ -1227,11 +1445,13 @@
         <w:t>Código</w:t>
       </w:r>
     </w:p>
+    <w:p/>
     <w:p>
       <w:r>
         <w:t>CASE-VIDA-0012</w:t>
       </w:r>
     </w:p>
+    <w:p/>
     <w:p>
       <w:pPr>
         <w:pStyle w:val="Heading2"/>
@@ -1240,11 +1460,13 @@
         <w:t>Produto ou categoria</w:t>
       </w:r>
     </w:p>
+    <w:p/>
     <w:p>
       <w:r>
         <w:t>VIDA</w:t>
       </w:r>
     </w:p>
+    <w:p/>
     <w:p>
       <w:pPr>
         <w:pStyle w:val="Heading2"/>
@@ -1253,11 +1475,13 @@
         <w:t>Situação</w:t>
       </w:r>
     </w:p>
+    <w:p/>
     <w:p>
       <w:r>
         <w:t>Cliente quer proteção para doenças femininas, estilo de vida ou demência.</w:t>
       </w:r>
     </w:p>
+    <w:p/>
     <w:p>
       <w:pPr>
         <w:pStyle w:val="Heading2"/>
@@ -1266,11 +1490,13 @@
         <w:t>Problema</w:t>
       </w:r>
     </w:p>
+    <w:p/>
     <w:p>
       <w:r>
         <w:t>Cliente pode escolher cobertura inadequada por não relacionar doença, renda, família e objetivos futuros.</w:t>
       </w:r>
     </w:p>
+    <w:p/>
     <w:p>
       <w:pPr>
         <w:pStyle w:val="Heading2"/>
@@ -1279,11 +1505,13 @@
         <w:t>Análise</w:t>
       </w:r>
     </w:p>
+    <w:p/>
     <w:p>
       <w:r>
         <w:t>A decisão deve considerar finalidade da proteção, valor segurado, orçamento, idade, saúde, família e eventos de vida.</w:t>
       </w:r>
     </w:p>
+    <w:p/>
     <w:p>
       <w:pPr>
         <w:pStyle w:val="Heading2"/>
@@ -1292,11 +1520,13 @@
         <w:t>Orientação ao corretor</w:t>
       </w:r>
     </w:p>
+    <w:p/>
     <w:p>
       <w:r>
         <w:t>Organizar a necessidade antes de apresentar produto. Separar proteção, renda futura, saúde e educação.</w:t>
       </w:r>
     </w:p>
+    <w:p/>
     <w:p>
       <w:pPr>
         <w:pStyle w:val="Heading2"/>
@@ -1305,11 +1535,13 @@
         <w:t>Como explicar ao cliente brasileiro</w:t>
       </w:r>
     </w:p>
+    <w:p/>
     <w:p>
       <w:r>
         <w:t>Vamos escolher a cobertura pensando na sua família, renda e planos, não apenas no nome do produto.</w:t>
       </w:r>
     </w:p>
+    <w:p/>
     <w:p>
       <w:pPr>
         <w:pStyle w:val="Heading2"/>
@@ -1318,19 +1550,37 @@
         <w:t>Resultado esperado</w:t>
       </w:r>
     </w:p>
+    <w:p/>
     <w:p>
       <w:r>
         <w:t>Cliente entende a finalidade de cada cobertura e consegue revisar ou contratar com critério.</w:t>
       </w:r>
     </w:p>
+    <w:p/>
     <w:p>
       <w:pPr>
         <w:pStyle w:val="Heading2"/>
       </w:pPr>
       <w:r>
+        <w:t>Limite comercial/compliance</w:t>
+      </w:r>
+    </w:p>
+    <w:p/>
+    <w:p>
+      <w:r>
+        <w:t>O corretor deve usar este caso como orientação de atendimento, sem prometer aceitação, cobertura, valor de indenização, prazo, benefício fiscal, manutenção de contrato ou resultado de análise. A decisão final depende da apólice, declaração de saúde, documentos, situação familiar, regras fiscais quando aplicáveis e avaliação da seguradora ou órgão competente.</w:t>
+      </w:r>
+    </w:p>
+    <w:p/>
+    <w:p>
+      <w:pPr>
+        <w:pStyle w:val="Heading2"/>
+      </w:pPr>
+      <w:r>
         <w:t>Termos relacionados</w:t>
       </w:r>
     </w:p>
+    <w:p/>
     <w:p>
       <w:pPr>
         <w:pStyle w:val="ListBullet"/>
@@ -1363,6 +1613,7 @@
         <w:t>VIDA-0031 - 認知症保険 - Seguro para demência</w:t>
       </w:r>
     </w:p>
+    <w:p/>
     <w:p>
       <w:pPr>
         <w:pStyle w:val="Heading2"/>
@@ -1371,6 +1622,7 @@
         <w:t>FAQs relacionadas</w:t>
       </w:r>
     </w:p>
+    <w:p/>
     <w:p>
       <w:pPr>
         <w:pStyle w:val="ListBullet"/>
@@ -1403,6 +1655,7 @@
         <w:t>FAQ-VIDA-0031</w:t>
       </w:r>
     </w:p>
+    <w:p/>
     <w:p>
       <w:pPr>
         <w:pStyle w:val="Heading2"/>
@@ -1411,6 +1664,7 @@
         <w:t>Diálogos relacionados</w:t>
       </w:r>
     </w:p>
+    <w:p/>
     <w:p>
       <w:pPr>
         <w:pStyle w:val="ListBullet"/>
@@ -1419,6 +1673,7 @@
         <w:t>DIALOGUE-VIDA-0008</w:t>
       </w:r>
     </w:p>
+    <w:p/>
     <w:p>
       <w:pPr>
         <w:pStyle w:val="Heading2"/>
@@ -1427,6 +1682,7 @@
         <w:t>Referências cruzadas</w:t>
       </w:r>
     </w:p>
+    <w:p/>
     <w:p>
       <w:pPr>
         <w:pStyle w:val="ListBullet"/>
@@ -1499,6 +1755,7 @@
         <w:t>DIALOGUE-VIDA-0008</w:t>
       </w:r>
     </w:p>
+    <w:p/>
     <w:p>
       <w:pPr>
         <w:pStyle w:val="Heading2"/>
@@ -1507,6 +1764,7 @@
         <w:t>Referências</w:t>
       </w:r>
     </w:p>
+    <w:p/>
     <w:p>
       <w:pPr>
         <w:pStyle w:val="ListBullet"/>
@@ -1515,6 +1773,7 @@
         <w:t>Documento interno: `EDITORIAL_RULES.md`</w:t>
       </w:r>
     </w:p>
+    <w:p/>
     <w:p>
       <w:pPr>
         <w:pStyle w:val="Heading2"/>
@@ -1523,6 +1782,7 @@
         <w:t>Tags</w:t>
       </w:r>
     </w:p>
+    <w:p/>
     <w:p>
       <w:pPr>
         <w:pStyle w:val="ListBullet"/>
@@ -1555,6 +1815,7 @@
         <w:t>cobertura</w:t>
       </w:r>
     </w:p>
+    <w:p/>
     <w:p>
       <w:pPr>
         <w:pStyle w:val="Heading2"/>
@@ -1563,6 +1824,7 @@
         <w:t>Veja também</w:t>
       </w:r>
     </w:p>
+    <w:p/>
     <w:p>
       <w:pPr>
         <w:pStyle w:val="ListBullet"/>
@@ -1571,6 +1833,7 @@
         <w:t>`14_FAQ/VIDA/FAQ-VIDA-0028.md`</w:t>
       </w:r>
     </w:p>
+    <w:p/>
     <w:p>
       <w:pPr>
         <w:pStyle w:val="Heading2"/>
@@ -1579,6 +1842,7 @@
         <w:t>Histórico de revisão</w:t>
       </w:r>
     </w:p>
+    <w:p/>
     <w:p>
       <w:r>
         <w:t>| Data | Versão | Autor | Alteração |</w:t>
@@ -1596,9 +1860,16 @@
     </w:p>
     <w:p>
       <w:r>
-        <w:t>————————————————————————</w:t>
-      </w:r>
-    </w:p>
+        <w:t>| 2026-06-26 | 0.2 | JP-BR Insurance Knowledge Base | Inclusão de limite comercial/compliance para uso seguro em atendimento e NotebookLM. |</w:t>
+      </w:r>
+    </w:p>
+    <w:p/>
+    <w:p>
+      <w:r>
+        <w:br w:type="page"/>
+      </w:r>
+    </w:p>
+    <w:p/>
     <w:p>
       <w:pPr>
         <w:pStyle w:val="Heading1"/>
@@ -1607,6 +1878,7 @@
         <w:t>CASE-VIDA-0013 - Cliente quer preparar renda futura</w:t>
       </w:r>
     </w:p>
+    <w:p/>
     <w:p>
       <w:pPr>
         <w:pStyle w:val="Heading2"/>
@@ -1615,12 +1887,13 @@
         <w:t>Controle</w:t>
       </w:r>
     </w:p>
+    <w:p/>
     <w:p>
       <w:pPr>
         <w:pStyle w:val="ListBullet"/>
       </w:pPr>
       <w:r>
-        <w:t>Versão: 0.1</w:t>
+        <w:t>Versão: 0.2</w:t>
       </w:r>
     </w:p>
     <w:p>
@@ -1644,9 +1917,10 @@
         <w:pStyle w:val="ListBullet"/>
       </w:pPr>
       <w:r>
-        <w:t>Histórico: Criação inicial.</w:t>
-      </w:r>
-    </w:p>
+        <w:t>Histórico: Criação inicial; inclusão de limite comercial/compliance.</w:t>
+      </w:r>
+    </w:p>
+    <w:p/>
     <w:p>
       <w:pPr>
         <w:pStyle w:val="Heading2"/>
@@ -1655,11 +1929,13 @@
         <w:t>Código</w:t>
       </w:r>
     </w:p>
+    <w:p/>
     <w:p>
       <w:r>
         <w:t>CASE-VIDA-0013</w:t>
       </w:r>
     </w:p>
+    <w:p/>
     <w:p>
       <w:pPr>
         <w:pStyle w:val="Heading2"/>
@@ -1668,11 +1944,13 @@
         <w:t>Produto ou categoria</w:t>
       </w:r>
     </w:p>
+    <w:p/>
     <w:p>
       <w:r>
         <w:t>VIDA</w:t>
       </w:r>
     </w:p>
+    <w:p/>
     <w:p>
       <w:pPr>
         <w:pStyle w:val="Heading2"/>
@@ -1681,11 +1959,13 @@
         <w:t>Situação</w:t>
       </w:r>
     </w:p>
+    <w:p/>
     <w:p>
       <w:r>
         <w:t>Cliente quer preparar renda futura.</w:t>
       </w:r>
     </w:p>
+    <w:p/>
     <w:p>
       <w:pPr>
         <w:pStyle w:val="Heading2"/>
@@ -1694,11 +1974,13 @@
         <w:t>Problema</w:t>
       </w:r>
     </w:p>
+    <w:p/>
     <w:p>
       <w:r>
         <w:t>Cliente pode escolher cobertura inadequada por não relacionar doença, renda, família e objetivos futuros.</w:t>
       </w:r>
     </w:p>
+    <w:p/>
     <w:p>
       <w:pPr>
         <w:pStyle w:val="Heading2"/>
@@ -1707,11 +1989,13 @@
         <w:t>Análise</w:t>
       </w:r>
     </w:p>
+    <w:p/>
     <w:p>
       <w:r>
         <w:t>A decisão deve considerar finalidade da proteção, valor segurado, orçamento, idade, saúde, família e eventos de vida.</w:t>
       </w:r>
     </w:p>
+    <w:p/>
     <w:p>
       <w:pPr>
         <w:pStyle w:val="Heading2"/>
@@ -1720,11 +2004,13 @@
         <w:t>Orientação ao corretor</w:t>
       </w:r>
     </w:p>
+    <w:p/>
     <w:p>
       <w:r>
         <w:t>Organizar a necessidade antes de apresentar produto. Separar proteção, renda futura, saúde e educação.</w:t>
       </w:r>
     </w:p>
+    <w:p/>
     <w:p>
       <w:pPr>
         <w:pStyle w:val="Heading2"/>
@@ -1733,11 +2019,13 @@
         <w:t>Como explicar ao cliente brasileiro</w:t>
       </w:r>
     </w:p>
+    <w:p/>
     <w:p>
       <w:r>
         <w:t>Vamos escolher a cobertura pensando na sua família, renda e planos, não apenas no nome do produto.</w:t>
       </w:r>
     </w:p>
+    <w:p/>
     <w:p>
       <w:pPr>
         <w:pStyle w:val="Heading2"/>
@@ -1746,19 +2034,37 @@
         <w:t>Resultado esperado</w:t>
       </w:r>
     </w:p>
+    <w:p/>
     <w:p>
       <w:r>
         <w:t>Cliente entende a finalidade de cada cobertura e consegue revisar ou contratar com critério.</w:t>
       </w:r>
     </w:p>
+    <w:p/>
     <w:p>
       <w:pPr>
         <w:pStyle w:val="Heading2"/>
       </w:pPr>
       <w:r>
+        <w:t>Limite comercial/compliance</w:t>
+      </w:r>
+    </w:p>
+    <w:p/>
+    <w:p>
+      <w:r>
+        <w:t>O corretor deve usar este caso como orientação de atendimento, sem prometer aceitação, cobertura, valor de indenização, prazo, benefício fiscal, manutenção de contrato ou resultado de análise. A decisão final depende da apólice, declaração de saúde, documentos, situação familiar, regras fiscais quando aplicáveis e avaliação da seguradora ou órgão competente.</w:t>
+      </w:r>
+    </w:p>
+    <w:p/>
+    <w:p>
+      <w:pPr>
+        <w:pStyle w:val="Heading2"/>
+      </w:pPr>
+      <w:r>
         <w:t>Termos relacionados</w:t>
       </w:r>
     </w:p>
+    <w:p/>
     <w:p>
       <w:pPr>
         <w:pStyle w:val="ListBullet"/>
@@ -1775,6 +2081,7 @@
         <w:t>VIDA-0033 - 個人年金保険 - Seguro de previdência individual</w:t>
       </w:r>
     </w:p>
+    <w:p/>
     <w:p>
       <w:pPr>
         <w:pStyle w:val="Heading2"/>
@@ -1783,6 +2090,7 @@
         <w:t>FAQs relacionadas</w:t>
       </w:r>
     </w:p>
+    <w:p/>
     <w:p>
       <w:pPr>
         <w:pStyle w:val="ListBullet"/>
@@ -1799,6 +2107,7 @@
         <w:t>FAQ-VIDA-0033</w:t>
       </w:r>
     </w:p>
+    <w:p/>
     <w:p>
       <w:pPr>
         <w:pStyle w:val="Heading2"/>
@@ -1807,6 +2116,7 @@
         <w:t>Diálogos relacionados</w:t>
       </w:r>
     </w:p>
+    <w:p/>
     <w:p>
       <w:pPr>
         <w:pStyle w:val="ListBullet"/>
@@ -1815,6 +2125,7 @@
         <w:t>DIALOGUE-VIDA-0009</w:t>
       </w:r>
     </w:p>
+    <w:p/>
     <w:p>
       <w:pPr>
         <w:pStyle w:val="Heading2"/>
@@ -1823,6 +2134,7 @@
         <w:t>Referências cruzadas</w:t>
       </w:r>
     </w:p>
+    <w:p/>
     <w:p>
       <w:pPr>
         <w:pStyle w:val="ListBullet"/>
@@ -1863,6 +2175,7 @@
         <w:t>DIALOGUE-VIDA-0009</w:t>
       </w:r>
     </w:p>
+    <w:p/>
     <w:p>
       <w:pPr>
         <w:pStyle w:val="Heading2"/>
@@ -1871,6 +2184,7 @@
         <w:t>Referências</w:t>
       </w:r>
     </w:p>
+    <w:p/>
     <w:p>
       <w:pPr>
         <w:pStyle w:val="ListBullet"/>
@@ -1879,6 +2193,7 @@
         <w:t>Documento interno: `EDITORIAL_RULES.md`</w:t>
       </w:r>
     </w:p>
+    <w:p/>
     <w:p>
       <w:pPr>
         <w:pStyle w:val="Heading2"/>
@@ -1887,6 +2202,7 @@
         <w:t>Tags</w:t>
       </w:r>
     </w:p>
+    <w:p/>
     <w:p>
       <w:pPr>
         <w:pStyle w:val="ListBullet"/>
@@ -1919,6 +2235,7 @@
         <w:t>cobertura</w:t>
       </w:r>
     </w:p>
+    <w:p/>
     <w:p>
       <w:pPr>
         <w:pStyle w:val="Heading2"/>
@@ -1927,6 +2244,7 @@
         <w:t>Veja também</w:t>
       </w:r>
     </w:p>
+    <w:p/>
     <w:p>
       <w:pPr>
         <w:pStyle w:val="ListBullet"/>
@@ -1935,6 +2253,7 @@
         <w:t>`14_FAQ/VIDA/FAQ-VIDA-0032.md`</w:t>
       </w:r>
     </w:p>
+    <w:p/>
     <w:p>
       <w:pPr>
         <w:pStyle w:val="Heading2"/>
@@ -1943,6 +2262,7 @@
         <w:t>Histórico de revisão</w:t>
       </w:r>
     </w:p>
+    <w:p/>
     <w:p>
       <w:r>
         <w:t>| Data | Versão | Autor | Alteração |</w:t>
@@ -1960,9 +2280,16 @@
     </w:p>
     <w:p>
       <w:r>
-        <w:t>————————————————————————</w:t>
-      </w:r>
-    </w:p>
+        <w:t>| 2026-06-26 | 0.2 | JP-BR Insurance Knowledge Base | Inclusão de limite comercial/compliance para uso seguro em atendimento e NotebookLM. |</w:t>
+      </w:r>
+    </w:p>
+    <w:p/>
+    <w:p>
+      <w:r>
+        <w:br w:type="page"/>
+      </w:r>
+    </w:p>
+    <w:p/>
     <w:p>
       <w:pPr>
         <w:pStyle w:val="Heading1"/>
@@ -1971,6 +2298,7 @@
         <w:t>CASE-VIDA-0014 - Família quer planejar educação dos filhos e renda familiar</w:t>
       </w:r>
     </w:p>
+    <w:p/>
     <w:p>
       <w:pPr>
         <w:pStyle w:val="Heading2"/>
@@ -1979,12 +2307,13 @@
         <w:t>Controle</w:t>
       </w:r>
     </w:p>
+    <w:p/>
     <w:p>
       <w:pPr>
         <w:pStyle w:val="ListBullet"/>
       </w:pPr>
       <w:r>
-        <w:t>Versão: 0.1</w:t>
+        <w:t>Versão: 0.2</w:t>
       </w:r>
     </w:p>
     <w:p>
@@ -2008,9 +2337,10 @@
         <w:pStyle w:val="ListBullet"/>
       </w:pPr>
       <w:r>
-        <w:t>Histórico: Criação inicial.</w:t>
-      </w:r>
-    </w:p>
+        <w:t>Histórico: Criação inicial; inclusão de limite comercial/compliance.</w:t>
+      </w:r>
+    </w:p>
+    <w:p/>
     <w:p>
       <w:pPr>
         <w:pStyle w:val="Heading2"/>
@@ -2019,11 +2349,13 @@
         <w:t>Código</w:t>
       </w:r>
     </w:p>
+    <w:p/>
     <w:p>
       <w:r>
         <w:t>CASE-VIDA-0014</w:t>
       </w:r>
     </w:p>
+    <w:p/>
     <w:p>
       <w:pPr>
         <w:pStyle w:val="Heading2"/>
@@ -2032,11 +2364,13 @@
         <w:t>Produto ou categoria</w:t>
       </w:r>
     </w:p>
+    <w:p/>
     <w:p>
       <w:r>
         <w:t>VIDA</w:t>
       </w:r>
     </w:p>
+    <w:p/>
     <w:p>
       <w:pPr>
         <w:pStyle w:val="Heading2"/>
@@ -2045,11 +2379,13 @@
         <w:t>Situação</w:t>
       </w:r>
     </w:p>
+    <w:p/>
     <w:p>
       <w:r>
         <w:t>Família quer planejar educação dos filhos e renda familiar.</w:t>
       </w:r>
     </w:p>
+    <w:p/>
     <w:p>
       <w:pPr>
         <w:pStyle w:val="Heading2"/>
@@ -2058,11 +2394,13 @@
         <w:t>Problema</w:t>
       </w:r>
     </w:p>
+    <w:p/>
     <w:p>
       <w:r>
         <w:t>Cliente pode escolher cobertura inadequada por não relacionar doença, renda, família e objetivos futuros.</w:t>
       </w:r>
     </w:p>
+    <w:p/>
     <w:p>
       <w:pPr>
         <w:pStyle w:val="Heading2"/>
@@ -2071,11 +2409,13 @@
         <w:t>Análise</w:t>
       </w:r>
     </w:p>
+    <w:p/>
     <w:p>
       <w:r>
         <w:t>A decisão deve considerar finalidade da proteção, valor segurado, orçamento, idade, saúde, família e eventos de vida.</w:t>
       </w:r>
     </w:p>
+    <w:p/>
     <w:p>
       <w:pPr>
         <w:pStyle w:val="Heading2"/>
@@ -2084,11 +2424,13 @@
         <w:t>Orientação ao corretor</w:t>
       </w:r>
     </w:p>
+    <w:p/>
     <w:p>
       <w:r>
         <w:t>Organizar a necessidade antes de apresentar produto. Separar proteção, renda futura, saúde e educação.</w:t>
       </w:r>
     </w:p>
+    <w:p/>
     <w:p>
       <w:pPr>
         <w:pStyle w:val="Heading2"/>
@@ -2097,11 +2439,13 @@
         <w:t>Como explicar ao cliente brasileiro</w:t>
       </w:r>
     </w:p>
+    <w:p/>
     <w:p>
       <w:r>
         <w:t>Vamos escolher a cobertura pensando na sua família, renda e planos, não apenas no nome do produto.</w:t>
       </w:r>
     </w:p>
+    <w:p/>
     <w:p>
       <w:pPr>
         <w:pStyle w:val="Heading2"/>
@@ -2110,19 +2454,37 @@
         <w:t>Resultado esperado</w:t>
       </w:r>
     </w:p>
+    <w:p/>
     <w:p>
       <w:r>
         <w:t>Cliente entende a finalidade de cada cobertura e consegue revisar ou contratar com critério.</w:t>
       </w:r>
     </w:p>
+    <w:p/>
     <w:p>
       <w:pPr>
         <w:pStyle w:val="Heading2"/>
       </w:pPr>
       <w:r>
+        <w:t>Limite comercial/compliance</w:t>
+      </w:r>
+    </w:p>
+    <w:p/>
+    <w:p>
+      <w:r>
+        <w:t>O corretor deve usar este caso como orientação de atendimento, sem prometer aceitação, cobertura, valor de indenização, prazo, benefício fiscal, manutenção de contrato ou resultado de análise. A decisão final depende da apólice, declaração de saúde, documentos, situação familiar, regras fiscais quando aplicáveis e avaliação da seguradora ou órgão competente.</w:t>
+      </w:r>
+    </w:p>
+    <w:p/>
+    <w:p>
+      <w:pPr>
+        <w:pStyle w:val="Heading2"/>
+      </w:pPr>
+      <w:r>
         <w:t>Termos relacionados</w:t>
       </w:r>
     </w:p>
+    <w:p/>
     <w:p>
       <w:pPr>
         <w:pStyle w:val="ListBullet"/>
@@ -2139,6 +2501,7 @@
         <w:t>VIDA-0035 - 収入保障保険 - Seguro de garantia de renda</w:t>
       </w:r>
     </w:p>
+    <w:p/>
     <w:p>
       <w:pPr>
         <w:pStyle w:val="Heading2"/>
@@ -2147,6 +2510,7 @@
         <w:t>FAQs relacionadas</w:t>
       </w:r>
     </w:p>
+    <w:p/>
     <w:p>
       <w:pPr>
         <w:pStyle w:val="ListBullet"/>
@@ -2163,6 +2527,7 @@
         <w:t>FAQ-VIDA-0035</w:t>
       </w:r>
     </w:p>
+    <w:p/>
     <w:p>
       <w:pPr>
         <w:pStyle w:val="Heading2"/>
@@ -2171,6 +2536,7 @@
         <w:t>Diálogos relacionados</w:t>
       </w:r>
     </w:p>
+    <w:p/>
     <w:p>
       <w:pPr>
         <w:pStyle w:val="ListBullet"/>
@@ -2179,6 +2545,7 @@
         <w:t>DIALOGUE-VIDA-0009</w:t>
       </w:r>
     </w:p>
+    <w:p/>
     <w:p>
       <w:pPr>
         <w:pStyle w:val="Heading2"/>
@@ -2187,6 +2554,7 @@
         <w:t>Referências cruzadas</w:t>
       </w:r>
     </w:p>
+    <w:p/>
     <w:p>
       <w:pPr>
         <w:pStyle w:val="ListBullet"/>
@@ -2227,6 +2595,7 @@
         <w:t>DIALOGUE-VIDA-0009</w:t>
       </w:r>
     </w:p>
+    <w:p/>
     <w:p>
       <w:pPr>
         <w:pStyle w:val="Heading2"/>
@@ -2235,6 +2604,7 @@
         <w:t>Referências</w:t>
       </w:r>
     </w:p>
+    <w:p/>
     <w:p>
       <w:pPr>
         <w:pStyle w:val="ListBullet"/>
@@ -2243,6 +2613,7 @@
         <w:t>Documento interno: `EDITORIAL_RULES.md`</w:t>
       </w:r>
     </w:p>
+    <w:p/>
     <w:p>
       <w:pPr>
         <w:pStyle w:val="Heading2"/>
@@ -2251,6 +2622,7 @@
         <w:t>Tags</w:t>
       </w:r>
     </w:p>
+    <w:p/>
     <w:p>
       <w:pPr>
         <w:pStyle w:val="ListBullet"/>
@@ -2283,6 +2655,7 @@
         <w:t>cobertura</w:t>
       </w:r>
     </w:p>
+    <w:p/>
     <w:p>
       <w:pPr>
         <w:pStyle w:val="Heading2"/>
@@ -2291,6 +2664,7 @@
         <w:t>Veja também</w:t>
       </w:r>
     </w:p>
+    <w:p/>
     <w:p>
       <w:pPr>
         <w:pStyle w:val="ListBullet"/>
@@ -2299,6 +2673,7 @@
         <w:t>`14_FAQ/VIDA/FAQ-VIDA-0034.md`</w:t>
       </w:r>
     </w:p>
+    <w:p/>
     <w:p>
       <w:pPr>
         <w:pStyle w:val="Heading2"/>
@@ -2307,6 +2682,7 @@
         <w:t>Histórico de revisão</w:t>
       </w:r>
     </w:p>
+    <w:p/>
     <w:p>
       <w:r>
         <w:t>| Data | Versão | Autor | Alteração |</w:t>
@@ -2324,9 +2700,16 @@
     </w:p>
     <w:p>
       <w:r>
-        <w:t>————————————————————————</w:t>
-      </w:r>
-    </w:p>
+        <w:t>| 2026-06-26 | 0.2 | JP-BR Insurance Knowledge Base | Inclusão de limite comercial/compliance para uso seguro em atendimento e NotebookLM. |</w:t>
+      </w:r>
+    </w:p>
+    <w:p/>
+    <w:p>
+      <w:r>
+        <w:br w:type="page"/>
+      </w:r>
+    </w:p>
+    <w:p/>
     <w:p>
       <w:pPr>
         <w:pStyle w:val="Heading1"/>
@@ -2335,6 +2718,7 @@
         <w:t>CASE-VIDA-0015 - Cliente não sabe qual valor segurado escolher</w:t>
       </w:r>
     </w:p>
+    <w:p/>
     <w:p>
       <w:pPr>
         <w:pStyle w:val="Heading2"/>
@@ -2343,12 +2727,13 @@
         <w:t>Controle</w:t>
       </w:r>
     </w:p>
+    <w:p/>
     <w:p>
       <w:pPr>
         <w:pStyle w:val="ListBullet"/>
       </w:pPr>
       <w:r>
-        <w:t>Versão: 0.1</w:t>
+        <w:t>Versão: 0.2</w:t>
       </w:r>
     </w:p>
     <w:p>
@@ -2372,9 +2757,10 @@
         <w:pStyle w:val="ListBullet"/>
       </w:pPr>
       <w:r>
-        <w:t>Histórico: Criação inicial.</w:t>
-      </w:r>
-    </w:p>
+        <w:t>Histórico: Criação inicial; inclusão de limite comercial/compliance.</w:t>
+      </w:r>
+    </w:p>
+    <w:p/>
     <w:p>
       <w:pPr>
         <w:pStyle w:val="Heading2"/>
@@ -2383,11 +2769,13 @@
         <w:t>Código</w:t>
       </w:r>
     </w:p>
+    <w:p/>
     <w:p>
       <w:r>
         <w:t>CASE-VIDA-0015</w:t>
       </w:r>
     </w:p>
+    <w:p/>
     <w:p>
       <w:pPr>
         <w:pStyle w:val="Heading2"/>
@@ -2396,11 +2784,13 @@
         <w:t>Produto ou categoria</w:t>
       </w:r>
     </w:p>
+    <w:p/>
     <w:p>
       <w:r>
         <w:t>VIDA</w:t>
       </w:r>
     </w:p>
+    <w:p/>
     <w:p>
       <w:pPr>
         <w:pStyle w:val="Heading2"/>
@@ -2409,11 +2799,13 @@
         <w:t>Situação</w:t>
       </w:r>
     </w:p>
+    <w:p/>
     <w:p>
       <w:r>
         <w:t>Cliente não sabe qual valor segurado escolher.</w:t>
       </w:r>
     </w:p>
+    <w:p/>
     <w:p>
       <w:pPr>
         <w:pStyle w:val="Heading2"/>
@@ -2422,11 +2814,13 @@
         <w:t>Problema</w:t>
       </w:r>
     </w:p>
+    <w:p/>
     <w:p>
       <w:r>
         <w:t>Cliente pode escolher cobertura inadequada por não relacionar doença, renda, família e objetivos futuros.</w:t>
       </w:r>
     </w:p>
+    <w:p/>
     <w:p>
       <w:pPr>
         <w:pStyle w:val="Heading2"/>
@@ -2435,11 +2829,13 @@
         <w:t>Análise</w:t>
       </w:r>
     </w:p>
+    <w:p/>
     <w:p>
       <w:r>
         <w:t>A decisão deve considerar finalidade da proteção, valor segurado, orçamento, idade, saúde, família e eventos de vida.</w:t>
       </w:r>
     </w:p>
+    <w:p/>
     <w:p>
       <w:pPr>
         <w:pStyle w:val="Heading2"/>
@@ -2448,11 +2844,13 @@
         <w:t>Orientação ao corretor</w:t>
       </w:r>
     </w:p>
+    <w:p/>
     <w:p>
       <w:r>
         <w:t>Organizar a necessidade antes de apresentar produto. Separar proteção, renda futura, saúde e educação.</w:t>
       </w:r>
     </w:p>
+    <w:p/>
     <w:p>
       <w:pPr>
         <w:pStyle w:val="Heading2"/>
@@ -2461,11 +2859,13 @@
         <w:t>Como explicar ao cliente brasileiro</w:t>
       </w:r>
     </w:p>
+    <w:p/>
     <w:p>
       <w:r>
         <w:t>Vamos escolher a cobertura pensando na sua família, renda e planos, não apenas no nome do produto.</w:t>
       </w:r>
     </w:p>
+    <w:p/>
     <w:p>
       <w:pPr>
         <w:pStyle w:val="Heading2"/>
@@ -2474,19 +2874,37 @@
         <w:t>Resultado esperado</w:t>
       </w:r>
     </w:p>
+    <w:p/>
     <w:p>
       <w:r>
         <w:t>Cliente entende a finalidade de cada cobertura e consegue revisar ou contratar com critério.</w:t>
       </w:r>
     </w:p>
+    <w:p/>
     <w:p>
       <w:pPr>
         <w:pStyle w:val="Heading2"/>
       </w:pPr>
       <w:r>
+        <w:t>Limite comercial/compliance</w:t>
+      </w:r>
+    </w:p>
+    <w:p/>
+    <w:p>
+      <w:r>
+        <w:t>O corretor deve usar este caso como orientação de atendimento, sem prometer aceitação, cobertura, valor de indenização, prazo, benefício fiscal, manutenção de contrato ou resultado de análise. A decisão final depende da apólice, declaração de saúde, documentos, situação familiar, regras fiscais quando aplicáveis e avaliação da seguradora ou órgão competente.</w:t>
+      </w:r>
+    </w:p>
+    <w:p/>
+    <w:p>
+      <w:pPr>
+        <w:pStyle w:val="Heading2"/>
+      </w:pPr>
+      <w:r>
         <w:t>Termos relacionados</w:t>
       </w:r>
     </w:p>
+    <w:p/>
     <w:p>
       <w:pPr>
         <w:pStyle w:val="ListBullet"/>
@@ -2511,6 +2929,7 @@
         <w:t>VIDA-0038 - ライフプラン - Planejamento de vida</w:t>
       </w:r>
     </w:p>
+    <w:p/>
     <w:p>
       <w:pPr>
         <w:pStyle w:val="Heading2"/>
@@ -2519,6 +2938,7 @@
         <w:t>FAQs relacionadas</w:t>
       </w:r>
     </w:p>
+    <w:p/>
     <w:p>
       <w:pPr>
         <w:pStyle w:val="ListBullet"/>
@@ -2543,6 +2963,7 @@
         <w:t>FAQ-VIDA-0038</w:t>
       </w:r>
     </w:p>
+    <w:p/>
     <w:p>
       <w:pPr>
         <w:pStyle w:val="Heading2"/>
@@ -2551,6 +2972,7 @@
         <w:t>Diálogos relacionados</w:t>
       </w:r>
     </w:p>
+    <w:p/>
     <w:p>
       <w:pPr>
         <w:pStyle w:val="ListBullet"/>
@@ -2559,6 +2981,7 @@
         <w:t>DIALOGUE-VIDA-0010</w:t>
       </w:r>
     </w:p>
+    <w:p/>
     <w:p>
       <w:pPr>
         <w:pStyle w:val="Heading2"/>
@@ -2567,6 +2990,7 @@
         <w:t>Referências cruzadas</w:t>
       </w:r>
     </w:p>
+    <w:p/>
     <w:p>
       <w:pPr>
         <w:pStyle w:val="ListBullet"/>
@@ -2623,6 +3047,7 @@
         <w:t>DIALOGUE-VIDA-0010</w:t>
       </w:r>
     </w:p>
+    <w:p/>
     <w:p>
       <w:pPr>
         <w:pStyle w:val="Heading2"/>
@@ -2631,6 +3056,7 @@
         <w:t>Referências</w:t>
       </w:r>
     </w:p>
+    <w:p/>
     <w:p>
       <w:pPr>
         <w:pStyle w:val="ListBullet"/>
@@ -2639,6 +3065,7 @@
         <w:t>Documento interno: `EDITORIAL_RULES.md`</w:t>
       </w:r>
     </w:p>
+    <w:p/>
     <w:p>
       <w:pPr>
         <w:pStyle w:val="Heading2"/>
@@ -2647,6 +3074,7 @@
         <w:t>Tags</w:t>
       </w:r>
     </w:p>
+    <w:p/>
     <w:p>
       <w:pPr>
         <w:pStyle w:val="ListBullet"/>
@@ -2679,6 +3107,7 @@
         <w:t>cobertura</w:t>
       </w:r>
     </w:p>
+    <w:p/>
     <w:p>
       <w:pPr>
         <w:pStyle w:val="Heading2"/>
@@ -2687,6 +3116,7 @@
         <w:t>Veja também</w:t>
       </w:r>
     </w:p>
+    <w:p/>
     <w:p>
       <w:pPr>
         <w:pStyle w:val="ListBullet"/>
@@ -2695,6 +3125,7 @@
         <w:t>`14_FAQ/VIDA/FAQ-VIDA-0036.md`</w:t>
       </w:r>
     </w:p>
+    <w:p/>
     <w:p>
       <w:pPr>
         <w:pStyle w:val="Heading2"/>
@@ -2703,6 +3134,7 @@
         <w:t>Histórico de revisão</w:t>
       </w:r>
     </w:p>
+    <w:p/>
     <w:p>
       <w:r>
         <w:t>| Data | Versão | Autor | Alteração |</w:t>
@@ -2720,9 +3152,16 @@
     </w:p>
     <w:p>
       <w:r>
-        <w:t>————————————————————————</w:t>
-      </w:r>
-    </w:p>
+        <w:t>| 2026-06-26 | 0.2 | JP-BR Insurance Knowledge Base | Inclusão de limite comercial/compliance para uso seguro em atendimento e NotebookLM. |</w:t>
+      </w:r>
+    </w:p>
+    <w:p/>
+    <w:p>
+      <w:r>
+        <w:br w:type="page"/>
+      </w:r>
+    </w:p>
+    <w:p/>
     <w:p>
       <w:pPr>
         <w:pStyle w:val="Heading1"/>
@@ -2731,6 +3170,7 @@
         <w:t>CASE-VIDA-0016 - Casamento, nascimento de filho ou compra de casa exige revisão</w:t>
       </w:r>
     </w:p>
+    <w:p/>
     <w:p>
       <w:pPr>
         <w:pStyle w:val="Heading2"/>
@@ -2739,12 +3179,13 @@
         <w:t>Controle</w:t>
       </w:r>
     </w:p>
+    <w:p/>
     <w:p>
       <w:pPr>
         <w:pStyle w:val="ListBullet"/>
       </w:pPr>
       <w:r>
-        <w:t>Versão: 0.1</w:t>
+        <w:t>Versão: 0.2</w:t>
       </w:r>
     </w:p>
     <w:p>
@@ -2768,9 +3209,10 @@
         <w:pStyle w:val="ListBullet"/>
       </w:pPr>
       <w:r>
-        <w:t>Histórico: Criação inicial.</w:t>
-      </w:r>
-    </w:p>
+        <w:t>Histórico: Criação inicial; inclusão de limite comercial/compliance.</w:t>
+      </w:r>
+    </w:p>
+    <w:p/>
     <w:p>
       <w:pPr>
         <w:pStyle w:val="Heading2"/>
@@ -2779,11 +3221,13 @@
         <w:t>Código</w:t>
       </w:r>
     </w:p>
+    <w:p/>
     <w:p>
       <w:r>
         <w:t>CASE-VIDA-0016</w:t>
       </w:r>
     </w:p>
+    <w:p/>
     <w:p>
       <w:pPr>
         <w:pStyle w:val="Heading2"/>
@@ -2792,11 +3236,13 @@
         <w:t>Produto ou categoria</w:t>
       </w:r>
     </w:p>
+    <w:p/>
     <w:p>
       <w:r>
         <w:t>VIDA</w:t>
       </w:r>
     </w:p>
+    <w:p/>
     <w:p>
       <w:pPr>
         <w:pStyle w:val="Heading2"/>
@@ -2805,11 +3251,13 @@
         <w:t>Situação</w:t>
       </w:r>
     </w:p>
+    <w:p/>
     <w:p>
       <w:r>
         <w:t>Casamento, nascimento de filho ou compra de casa exige revisão.</w:t>
       </w:r>
     </w:p>
+    <w:p/>
     <w:p>
       <w:pPr>
         <w:pStyle w:val="Heading2"/>
@@ -2818,11 +3266,13 @@
         <w:t>Problema</w:t>
       </w:r>
     </w:p>
+    <w:p/>
     <w:p>
       <w:r>
         <w:t>Cliente pode escolher cobertura inadequada por não relacionar doença, renda, família e objetivos futuros.</w:t>
       </w:r>
     </w:p>
+    <w:p/>
     <w:p>
       <w:pPr>
         <w:pStyle w:val="Heading2"/>
@@ -2831,11 +3281,13 @@
         <w:t>Análise</w:t>
       </w:r>
     </w:p>
+    <w:p/>
     <w:p>
       <w:r>
         <w:t>A decisão deve considerar finalidade da proteção, valor segurado, orçamento, idade, saúde, família e eventos de vida.</w:t>
       </w:r>
     </w:p>
+    <w:p/>
     <w:p>
       <w:pPr>
         <w:pStyle w:val="Heading2"/>
@@ -2844,11 +3296,13 @@
         <w:t>Orientação ao corretor</w:t>
       </w:r>
     </w:p>
+    <w:p/>
     <w:p>
       <w:r>
         <w:t>Organizar a necessidade antes de apresentar produto. Separar proteção, renda futura, saúde e educação.</w:t>
       </w:r>
     </w:p>
+    <w:p/>
     <w:p>
       <w:pPr>
         <w:pStyle w:val="Heading2"/>
@@ -2857,11 +3311,13 @@
         <w:t>Como explicar ao cliente brasileiro</w:t>
       </w:r>
     </w:p>
+    <w:p/>
     <w:p>
       <w:r>
         <w:t>Vamos escolher a cobertura pensando na sua família, renda e planos, não apenas no nome do produto.</w:t>
       </w:r>
     </w:p>
+    <w:p/>
     <w:p>
       <w:pPr>
         <w:pStyle w:val="Heading2"/>
@@ -2870,19 +3326,37 @@
         <w:t>Resultado esperado</w:t>
       </w:r>
     </w:p>
+    <w:p/>
     <w:p>
       <w:r>
         <w:t>Cliente entende a finalidade de cada cobertura e consegue revisar ou contratar com critério.</w:t>
       </w:r>
     </w:p>
+    <w:p/>
     <w:p>
       <w:pPr>
         <w:pStyle w:val="Heading2"/>
       </w:pPr>
       <w:r>
+        <w:t>Limite comercial/compliance</w:t>
+      </w:r>
+    </w:p>
+    <w:p/>
+    <w:p>
+      <w:r>
+        <w:t>O corretor deve usar este caso como orientação de atendimento, sem prometer aceitação, cobertura, valor de indenização, prazo, benefício fiscal, manutenção de contrato ou resultado de análise. A decisão final depende da apólice, declaração de saúde, documentos, situação familiar, regras fiscais quando aplicáveis e avaliação da seguradora ou órgão competente.</w:t>
+      </w:r>
+    </w:p>
+    <w:p/>
+    <w:p>
+      <w:pPr>
+        <w:pStyle w:val="Heading2"/>
+      </w:pPr>
+      <w:r>
         <w:t>Termos relacionados</w:t>
       </w:r>
     </w:p>
+    <w:p/>
     <w:p>
       <w:pPr>
         <w:pStyle w:val="ListBullet"/>
@@ -2899,6 +3373,7 @@
         <w:t>VIDA-0040 - ライフイベント - Evento de vida</w:t>
       </w:r>
     </w:p>
+    <w:p/>
     <w:p>
       <w:pPr>
         <w:pStyle w:val="Heading2"/>
@@ -2907,6 +3382,7 @@
         <w:t>FAQs relacionadas</w:t>
       </w:r>
     </w:p>
+    <w:p/>
     <w:p>
       <w:pPr>
         <w:pStyle w:val="ListBullet"/>
@@ -2923,6 +3399,7 @@
         <w:t>FAQ-VIDA-0040</w:t>
       </w:r>
     </w:p>
+    <w:p/>
     <w:p>
       <w:pPr>
         <w:pStyle w:val="Heading2"/>
@@ -2931,6 +3408,7 @@
         <w:t>Diálogos relacionados</w:t>
       </w:r>
     </w:p>
+    <w:p/>
     <w:p>
       <w:pPr>
         <w:pStyle w:val="ListBullet"/>
@@ -2939,6 +3417,7 @@
         <w:t>DIALOGUE-VIDA-0010</w:t>
       </w:r>
     </w:p>
+    <w:p/>
     <w:p>
       <w:pPr>
         <w:pStyle w:val="Heading2"/>
@@ -2947,6 +3426,7 @@
         <w:t>Referências cruzadas</w:t>
       </w:r>
     </w:p>
+    <w:p/>
     <w:p>
       <w:pPr>
         <w:pStyle w:val="ListBullet"/>
@@ -2987,6 +3467,7 @@
         <w:t>DIALOGUE-VIDA-0010</w:t>
       </w:r>
     </w:p>
+    <w:p/>
     <w:p>
       <w:pPr>
         <w:pStyle w:val="Heading2"/>
@@ -2995,6 +3476,7 @@
         <w:t>Referências</w:t>
       </w:r>
     </w:p>
+    <w:p/>
     <w:p>
       <w:pPr>
         <w:pStyle w:val="ListBullet"/>
@@ -3003,6 +3485,7 @@
         <w:t>Documento interno: `EDITORIAL_RULES.md`</w:t>
       </w:r>
     </w:p>
+    <w:p/>
     <w:p>
       <w:pPr>
         <w:pStyle w:val="Heading2"/>
@@ -3011,6 +3494,7 @@
         <w:t>Tags</w:t>
       </w:r>
     </w:p>
+    <w:p/>
     <w:p>
       <w:pPr>
         <w:pStyle w:val="ListBullet"/>
@@ -3043,6 +3527,7 @@
         <w:t>cobertura</w:t>
       </w:r>
     </w:p>
+    <w:p/>
     <w:p>
       <w:pPr>
         <w:pStyle w:val="Heading2"/>
@@ -3051,6 +3536,7 @@
         <w:t>Veja também</w:t>
       </w:r>
     </w:p>
+    <w:p/>
     <w:p>
       <w:pPr>
         <w:pStyle w:val="ListBullet"/>
@@ -3059,6 +3545,7 @@
         <w:t>`14_FAQ/VIDA/FAQ-VIDA-0039.md`</w:t>
       </w:r>
     </w:p>
+    <w:p/>
     <w:p>
       <w:pPr>
         <w:pStyle w:val="Heading2"/>
@@ -3067,6 +3554,7 @@
         <w:t>Histórico de revisão</w:t>
       </w:r>
     </w:p>
+    <w:p/>
     <w:p>
       <w:r>
         <w:t>| Data | Versão | Autor | Alteração |</w:t>
@@ -3080,6 +3568,36 @@
     <w:p>
       <w:r>
         <w:t>| 2026-06-26 | 0.1 | JP-BR Insurance Knowledge Base | Criação inicial. |</w:t>
+      </w:r>
+    </w:p>
+    <w:p>
+      <w:r>
+        <w:t>| 2026-06-26 | 0.2 | JP-BR Insurance Knowledge Base | Inclusão de limite comercial/compliance para uso seguro em atendimento e NotebookLM. |</w:t>
+      </w:r>
+    </w:p>
+    <w:p/>
+    <w:p>
+      <w:pPr>
+        <w:pStyle w:val="Heading2"/>
+      </w:pPr>
+      <w:r>
+        <w:t>Histórico de revisão</w:t>
+      </w:r>
+    </w:p>
+    <w:p/>
+    <w:p>
+      <w:r>
+        <w:t>| Data | Versão | Autor | Alteração |</w:t>
+      </w:r>
+    </w:p>
+    <w:p>
+      <w:r>
+        <w:t>| --- | --- | --- | --- |</w:t>
+      </w:r>
+    </w:p>
+    <w:p>
+      <w:r>
+        <w:t>| 2026-06-26 | 0.2 | JP-BR Insurance Knowledge Base | Regeneração do pacote com normalização de compliance dos estudos de caso VIDA. |</w:t>
       </w:r>
     </w:p>
     <w:sectPr>
@@ -3456,7 +3974,7 @@
     <w:qFormat/>
     <w:rsid w:val="00FC693F"/>
     <w:rPr>
-      <w:rFonts w:ascii="Arial Unicode MS" w:hAnsi="Arial Unicode MS"/>
+      <w:rFonts w:ascii="Arial" w:hAnsi="Arial"/>
       <w:sz w:val="20"/>
     </w:rPr>
   </w:style>
